--- a/data/reference/template.docx
+++ b/data/reference/template.docx
@@ -379,7 +379,7 @@
       <w:spacing w:lineRule="auto" w:line="360"/>
     </w:pPr>
     <w:rPr>
-      <w:rFonts w:ascii="宋体" w:hAnsi="宋体"/>
+      <w:rFonts w:ascii="DengXian" w:hAnsi="DengXian" w:eastAsia="等线"/>
       <w:sz w:val="24"/>
     </w:rPr>
   </w:style>
